--- a/sales-templates/en/proasiste-one-pager.docx
+++ b/sales-templates/en/proasiste-one-pager.docx
@@ -19,13 +19,13 @@
           <w:bCs/>
           <w:b/>
         </w:rPr>
-        <w:t xml:space="preserve">HOW TO USE THIS TEMPLATE</w:t>
+        <w:t xml:space="preserve">HOW TO USE THIS TEMPLATE.</w:t>
       </w:r>
       <w:r>
         <w:t xml:space="preserve"> </w:t>
       </w:r>
       <w:r>
-        <w:t xml:space="preserve">— 1.</w:t>
+        <w:t xml:space="preserve">1.</w:t>
       </w:r>
       <w:r>
         <w:t xml:space="preserve"> </w:t>
@@ -170,7 +170,7 @@
         <w:pStyle w:val="FirstParagraph"/>
       </w:pPr>
       <w:r>
-        <w:t xml:space="preserve">Every person on your team has their own AI twin. You have an owner twin too. The twins talk to each other — so you always know what's getting handled, and you can steer the business without sitting in every meeting.</w:t>
+        <w:t xml:space="preserve">Every person on your team has their own AI twin. You have an owner twin too. The twins talk to each other, so you always know what's getting handled, and you can steer the business without sitting in every meeting.</w:t>
       </w:r>
     </w:p>
     <w:bookmarkEnd w:id="20"/>
@@ -192,13 +192,13 @@
           <w:bCs/>
           <w:b/>
         </w:rPr>
-        <w:t xml:space="preserve">1. See what your team handled today</w:t>
+        <w:t xml:space="preserve">1. See what your team handled today.</w:t>
       </w:r>
       <w:r>
         <w:t xml:space="preserve"> </w:t>
       </w:r>
       <w:r>
-        <w:t xml:space="preserve">— Ask your twin</w:t>
+        <w:t xml:space="preserve">Ask your twin</w:t>
       </w:r>
       <w:r>
         <w:t xml:space="preserve"> </w:t>
@@ -214,7 +214,7 @@
         <w:t xml:space="preserve"> </w:t>
       </w:r>
       <w:r>
-        <w:t xml:space="preserve">— and get a live answer pulled straight from your team's twins. No status meeting. No chasing updates.</w:t>
+        <w:t xml:space="preserve">and get a live answer pulled straight from your team's twins. You skip the status meeting and the chasing.</w:t>
       </w:r>
       <w:r>
         <w:t xml:space="preserve"> </w:t>
@@ -236,13 +236,13 @@
           <w:bCs/>
           <w:b/>
         </w:rPr>
-        <w:t xml:space="preserve">2. Delegate in one sentence</w:t>
+        <w:t xml:space="preserve">2. Delegate in one sentence.</w:t>
       </w:r>
       <w:r>
         <w:t xml:space="preserve"> </w:t>
       </w:r>
       <w:r>
-        <w:t xml:space="preserve">— Type</w:t>
+        <w:t xml:space="preserve">Type</w:t>
       </w:r>
       <w:r>
         <w:t xml:space="preserve"> </w:t>
@@ -258,7 +258,7 @@
         <w:t xml:space="preserve"> </w:t>
       </w:r>
       <w:r>
-        <w:t xml:space="preserve">— and the task lands in her twin's chat, tracked right back to yours.</w:t>
+        <w:t xml:space="preserve">and the task lands in her twin's chat, tracked right back to yours.</w:t>
       </w:r>
       <w:r>
         <w:t xml:space="preserve"> </w:t>
@@ -280,13 +280,13 @@
           <w:bCs/>
           <w:b/>
         </w:rPr>
-        <w:t xml:space="preserve">3. Day-one context for new hires</w:t>
+        <w:t xml:space="preserve">3. Day-one context for new hires.</w:t>
       </w:r>
       <w:r>
         <w:t xml:space="preserve"> </w:t>
       </w:r>
       <w:r>
-        <w:t xml:space="preserve">— Every conversation, extracted fact, and filed document feeds a shared knowledge graph. New hires get years of context on day one — without having to ask anyone.</w:t>
+        <w:t xml:space="preserve">Every conversation, extracted fact, and filed document feeds a shared knowledge graph. New hires get years of context on their first day without having to ask anyone.</w:t>
       </w:r>
       <w:r>
         <w:t xml:space="preserve"> </w:t>
@@ -308,13 +308,13 @@
           <w:bCs/>
           <w:b/>
         </w:rPr>
-        <w:t xml:space="preserve">4. Goals the whole team moves</w:t>
+        <w:t xml:space="preserve">4. Goals the whole team moves.</w:t>
       </w:r>
       <w:r>
         <w:t xml:space="preserve"> </w:t>
       </w:r>
       <w:r>
-        <w:t xml:space="preserve">— Set a target like</w:t>
+        <w:t xml:space="preserve">Set a target like</w:t>
       </w:r>
       <w:r>
         <w:t xml:space="preserve"> </w:t>
@@ -330,7 +330,7 @@
         <w:t xml:space="preserve"> </w:t>
       </w:r>
       <w:r>
-        <w:t xml:space="preserve">— and every team member's progress rolls up into the bar automatically. No spreadsheet wrangling.</w:t>
+        <w:t xml:space="preserve">and every team member's progress rolls up into the bar automatically. No spreadsheet wrangling.</w:t>
       </w:r>
       <w:r>
         <w:t xml:space="preserve"> </w:t>
@@ -352,13 +352,13 @@
           <w:bCs/>
           <w:b/>
         </w:rPr>
-        <w:t xml:space="preserve">5. Oversight with transparency</w:t>
+        <w:t xml:space="preserve">5. Oversight with transparency.</w:t>
       </w:r>
       <w:r>
         <w:t xml:space="preserve"> </w:t>
       </w:r>
       <w:r>
-        <w:t xml:space="preserve">— Administrator, employee, and mentor roles per seat — everyone sees who can see what. You get the full picture without black-box surveillance. Mentor seats are free.</w:t>
+        <w:t xml:space="preserve">Each seat gets an administrator, employee, or mentor role, and everyone can see who can see what. You get the full picture, and your team knows it isn't hidden surveillance. Mentor seats are free.</w:t>
       </w:r>
       <w:r>
         <w:t xml:space="preserve"> </w:t>
@@ -450,7 +450,7 @@
           <w:iCs/>
           <w:i/>
         </w:rPr>
-        <w:t xml:space="preserve">"When's the last time you knew — without calling a meeting — exactly what every person on your team was working on?"</w:t>
+        <w:t xml:space="preserve">"When's the last time you knew, without calling a meeting, exactly what every person on your team was working on?"</w:t>
       </w:r>
     </w:p>
     <w:p>
@@ -472,7 +472,7 @@
           <w:iCs/>
           <w:i/>
         </w:rPr>
-        <w:t xml:space="preserve">ProAsiste gives every team member their own AI twin — and gives you an owner twin that stays in the loop automatically. It's like a daily standup that writes itself.</w:t>
+        <w:t xml:space="preserve">ProAsiste gives every team member their own AI twin, and gives you an owner twin that stays in the loop automatically. It's like a daily standup that writes itself.</w:t>
       </w:r>
     </w:p>
     <w:p>
